--- a/public/files/campus-plant-truth-check.docx
+++ b/public/files/campus-plant-truth-check.docx
@@ -34,7 +34,7 @@
           <w:color w:val="080808"/>
           <w:sz w:val="21"/>
         </w:rPr>
-        <w:t>校園植物：先觀察，再核對 AI 的說法</w:t>
+        <w:t>⚠️ 本頁所有「植物圖卡」均為示意例子，不視為任何植物的正確辨識。教師應改用自己校園拍攝的照片替換</w:t>
       </w:r>
     </w:p>
     <w:p>
@@ -60,7 +60,7 @@
           <w:rFonts w:ascii="Quicksand" w:hAnsi="Quicksand" w:cs="Quicksand" w:eastAsia="Noto Sans TC"/>
           <w:sz w:val="21"/>
         </w:rPr>
-        <w:t>事前準備：列印觀察紀錄表；準備植物圖卡（用下方三張，或改用自己校園的照片）；可選：平板或手機供核對階段使用。</w:t>
+        <w:t>事前準備：列印觀察紀錄表；準備植物圖卡（用下方三張，或改用自己校園的照片）；可選：平板或手機供核對階段使用</w:t>
       </w:r>
     </w:p>
     <w:p>
@@ -72,7 +72,7 @@
           <w:rFonts w:ascii="Quicksand" w:hAnsi="Quicksand" w:cs="Quicksand" w:eastAsia="Noto Sans TC"/>
           <w:sz w:val="21"/>
         </w:rPr>
-        <w:t>觀察階段：帶學生到校園（或窗邊），每人／每組選一株植物，只填紀錄表的五項特徵。強調：只描述、不猜名。</w:t>
+        <w:t>觀察階段：帶學生到校園（或窗邊），每人／每組選一株植物，只填紀錄表的五項特徵。強調：只描述、不猜名</w:t>
       </w:r>
     </w:p>
     <w:p>
@@ -84,7 +84,7 @@
           <w:rFonts w:ascii="Quicksand" w:hAnsi="Quicksand" w:cs="Quicksand" w:eastAsia="Noto Sans TC"/>
           <w:sz w:val="21"/>
         </w:rPr>
-        <w:t>核對階段：逐張圖卡問「AI 的描述和照片一致嗎？」，不要先揭曉答案，讓學生自己判斷。</w:t>
+        <w:t>核對階段：逐張圖卡問「AI 的描述和照片一致嗎？」，不要先揭曉答案，讓學生自己判斷</w:t>
       </w:r>
     </w:p>
     <w:p>
@@ -96,7 +96,7 @@
           <w:rFonts w:ascii="Quicksand" w:hAnsi="Quicksand" w:cs="Quicksand" w:eastAsia="Noto Sans TC"/>
           <w:sz w:val="21"/>
         </w:rPr>
-        <w:t>信任判斷：引導學生完成「我信哪個來源」小結，重點落在「先信眼睛，再查來源」。</w:t>
+        <w:t>信任判斷：引導學生完成「我信哪個來源」小結，重點落在「先信眼睛，再查來源」</w:t>
       </w:r>
     </w:p>
     <w:p>
@@ -108,7 +108,7 @@
           <w:rFonts w:ascii="Quicksand" w:hAnsi="Quicksand" w:cs="Quicksand" w:eastAsia="Noto Sans TC"/>
           <w:sz w:val="21"/>
         </w:rPr>
-        <w:t>請學生把 AI 的答案大聲讀出，再請另一位學生讀出他觀察到的特徵。</w:t>
+        <w:t>請學生把 AI 的答案大聲讀出，再請另一位學生讀出他觀察到的特徵</w:t>
       </w:r>
     </w:p>
     <w:p>
@@ -120,7 +120,7 @@
           <w:rFonts w:ascii="Quicksand" w:hAnsi="Quicksand" w:cs="Quicksand" w:eastAsia="Noto Sans TC"/>
           <w:sz w:val="21"/>
         </w:rPr>
-        <w:t>問全班：「兩個說法，哪一個可以當場用眼睛核對？」——觀察可以，AI 的名字不能。</w:t>
+        <w:t>問全班：「兩個說法，哪一個可以當場用眼睛核對？」——觀察可以，AI 的名字不能</w:t>
       </w:r>
     </w:p>
     <w:p>
@@ -132,7 +132,7 @@
           <w:rFonts w:ascii="Quicksand" w:hAnsi="Quicksand" w:cs="Quicksand" w:eastAsia="Noto Sans TC"/>
           <w:sz w:val="21"/>
         </w:rPr>
-        <w:t>問：「AI 有沒有說資料從哪裡來？」——沒有來源的答案，只是一個「說法」。</w:t>
+        <w:t>問：「AI 有沒有說資料從哪裡來？」——沒有來源的答案，只是一個「說法」</w:t>
       </w:r>
     </w:p>
     <w:p>
@@ -169,7 +169,7 @@
           <w:color w:val="080808"/>
           <w:sz w:val="21"/>
         </w:rPr>
-        <w:t>⚠️ 只描述你看到的，不要猜植物的名字。</w:t>
+        <w:t>⚠️ 只描述你看到的，不要猜植物的名字</w:t>
       </w:r>
     </w:p>
     <w:tbl>
@@ -490,7 +490,7 @@
           <w:color w:val="080808"/>
           <w:sz w:val="21"/>
         </w:rPr>
-        <w:t>照片：一株灌木，葉片橢圓形、邊緣平滑，兩片兩片相對長在莖上（對生），沒有花，長在陰涼的花槽裡。</w:t>
+        <w:t>圖卡 A 照片：一株灌木，葉片橢圓形、邊緣平滑，兩片兩片相對長在莖上（對生），沒有花，長在陰涼的花槽裡</w:t>
       </w:r>
     </w:p>
     <w:p>
@@ -523,7 +523,7 @@
           <w:color w:val="080808"/>
           <w:sz w:val="21"/>
         </w:rPr>
-        <w:t>照片：和圖卡 A 同一類灌木——葉片橢圓形、邊緣平滑、對生，沒有花。</w:t>
+        <w:t>圖卡 B 照片：和圖卡 A 同一類灌木——葉片橢圓形、邊緣平滑、對生，沒有花</w:t>
       </w:r>
     </w:p>
     <w:p>
@@ -556,7 +556,7 @@
           <w:color w:val="080808"/>
           <w:sz w:val="21"/>
         </w:rPr>
-        <w:t>照片：一張很模糊的照片——距離太遠、對焦不清，只看到一團綠色，看不出葉形、葉緣或葉序。</w:t>
+        <w:t>圖卡 C 照片：一張很模糊的照片——距離太遠、對焦不清，只看到一團綠色，看不出葉形、葉緣或葉序</w:t>
       </w:r>
     </w:p>
     <w:p>
@@ -781,7 +781,7 @@
                 <w:rFonts w:ascii="Quicksand" w:hAnsi="Quicksand" w:cs="Quicksand" w:eastAsia="Noto Sans TC"/>
                 <w:sz w:val="20"/>
               </w:rPr>
-              <w:t>AI 描述與照片一致（對生、平滑），而且誠實承認無花就不能定名。</w:t>
+              <w:t>AI 描述與照片一致（對生、平滑），而且誠實承認無花就不能定名</w:t>
             </w:r>
           </w:p>
         </w:tc>
@@ -828,7 +828,7 @@
                 <w:rFonts w:ascii="Quicksand" w:hAnsi="Quicksand" w:cs="Quicksand" w:eastAsia="Noto Sans TC"/>
                 <w:sz w:val="20"/>
               </w:rPr>
-              <w:t>AI 描述與照片矛盾（說鋸齒、互生，照片明明是平滑、對生），還給出一個名字。</w:t>
+              <w:t>AI 描述與照片矛盾（說鋸齒、互生，照片明明是平滑、對生），還給出一個名字</w:t>
             </w:r>
           </w:p>
         </w:tc>
@@ -875,7 +875,7 @@
                 <w:rFonts w:ascii="Quicksand" w:hAnsi="Quicksand" w:cs="Quicksand" w:eastAsia="Noto Sans TC"/>
                 <w:sz w:val="20"/>
               </w:rPr>
-              <w:t>照片太模糊，任何特徵都看不出來，AI 卻照樣自信定名。</w:t>
+              <w:t>照片太模糊，任何特徵都看不出來，AI 卻照樣自信定名</w:t>
             </w:r>
           </w:p>
         </w:tc>
@@ -904,32 +904,7 @@
           <w:color w:val="080808"/>
           <w:sz w:val="21"/>
         </w:rPr>
-        <w:t>核心觀念：植物的名字是「需要來源的宣稱」，不是看一張模糊照片就能確定的事。觀察是一手資料，AI 的答案是二手資料；兩者衝突時，先重看一次自己的觀察（可能自己看錯），再問 AI 有沒有來源。</w:t>
-      </w:r>
-    </w:p>
-    <w:p>
-      <w:pPr>
-        <w:spacing w:before="240" w:after="80"/>
-      </w:pPr>
-      <w:r>
-        <w:rPr>
-          <w:rFonts w:ascii="Quicksand" w:hAnsi="Quicksand" w:cs="Quicksand" w:eastAsia="Noto Sans TC"/>
-          <w:b/>
-          <w:color w:val="E10707"/>
-          <w:sz w:val="28"/>
-        </w:rPr>
-        <w:t>與 EDB 框架的關係</w:t>
-      </w:r>
-    </w:p>
-    <w:p>
-      <w:r>
-        <w:rPr>
-          <w:rFonts w:ascii="Quicksand" w:hAnsi="Quicksand" w:cs="Quicksand" w:eastAsia="Noto Sans TC"/>
-          <w:b w:val="0"/>
-          <w:color w:val="080808"/>
-          <w:sz w:val="21"/>
-        </w:rPr>
-        <w:t>對應 E, p.7（應用示例）：以校園植物為情境，要求學生先親自觀察、記錄特徵，再核對 AI 的辨識輸出，並懂得向 AI 追問來源、判斷回答是否可信。</w:t>
+        <w:t>核心觀念：植物的名字是「需要來源的宣稱」，不是看一張模糊照片就能確定的事。觀察是一手資料，AI 的答案是二手資料；兩者衝突時，先重看一次自己的觀察（可能自己看錯），再問 AI 有沒有來源</w:t>
       </w:r>
     </w:p>
     <w:sectPr>
